--- a/publication/Paper_4_Study_8/Acta_Astronautica/ACTA_ASTRONAUTICA_MANUSCRIPT.docx
+++ b/publication/Paper_4_Study_8/Acta_Astronautica/ACTA_ASTRONAUTICA_MANUSCRIPT.docx
@@ -268,6 +268,7 @@
       <w:tr>
         <w:trPr>
           <w:cantSplit/>
+          <w:tblHeader w:val="true"/>
         </w:trPr>
         <w:tc>
           <w:tcPr>
@@ -690,6 +691,7 @@
       <w:tr>
         <w:trPr>
           <w:cantSplit/>
+          <w:tblHeader w:val="true"/>
         </w:trPr>
         <w:tc>
           <w:tcPr>
@@ -1520,6 +1522,7 @@
       <w:tr>
         <w:trPr>
           <w:cantSplit/>
+          <w:tblHeader w:val="true"/>
         </w:trPr>
         <w:tc>
           <w:tcPr>
@@ -3650,6 +3653,7 @@
       <w:tr>
         <w:trPr>
           <w:cantSplit/>
+          <w:tblHeader w:val="true"/>
         </w:trPr>
         <w:tc>
           <w:tcPr>

--- a/publication/Paper_4_Study_8/Acta_Astronautica/ACTA_ASTRONAUTICA_MANUSCRIPT.docx
+++ b/publication/Paper_4_Study_8/Acta_Astronautica/ACTA_ASTRONAUTICA_MANUSCRIPT.docx
@@ -67,7 +67,7 @@
         <w:keepLines w:val="0"/>
       </w:pPr>
       <w:r>
-        <w:t>Long-lived space systems must change cryptographic state without assuming continuously available connectivity. This study evaluates trusted post-compromise cryptographic transition as a deterministic finite systems problem under intermittent logical contact, not as an onboard performance benchmark. A frozen 3 x 4 x 4 x 4 x 6 x 3 factorial model crosses three exact ML-KEM/ML-DSA algorithm-pair profiles, four transition policies, four equal-total-capacity contact regimes with different temporal structures, four bounded non-cryptanalytic disruptions, six compromise phase offsets, and three logical recovery deadlines, yielding 3,456 modeled positions. The prespecified primary endpoint is trusted recovery before the deadline, summarized over the complete finite population without sampling p-values or confidence intervals. All four transition policies achieved 635/864 successful positions (73.4954%), so the prespecified contact-aware staged-minus-staged risk difference was exactly 0.000000 percentage points marginally and in every prespecified stratum. Success instead differed by standardized cryptographic-object burden: 93.7500% for ML-KEM-512/ML-DSA-44, 64.9306% for ML-KEM-768/ML-DSA-65, and 61.8056% for ML-KEM-1024/ML-DSA-87. Across all 1,152 matched non-profile positions, success was never higher for a larger frozen object bundle. Contact timing and logical deadline also changed feasibility despite equal full-cycle capacity. Policy choice primarily redistributed modeled predecessor exposure, control unavailability, dual-epoch overlap, transferred cryptographic bytes, transition attempts, and failure classification. These findings separate recovery feasibility from transition-state cost within the strict logical-contact model and do not measure spacecraft, RF, orbital, energy, or cryptographic execution performance.</w:t>
+        <w:t>Long-lived space systems must be able to change cryptographic state without assuming continuous connectivity. This study evaluates trusted post-compromise cryptographic transition as a deterministic finite systems problem under intermittent logical contact. A frozen 3 x 4 x 4 x 4 x 6 x 3 factorial model crosses three ML-KEM/ML-DSA profiles, four recovery policies, four equal-total-capacity contact regimes, four bounded non-cryptanalytic disruptions, six compromise phase offsets, and three logical deadlines, yielding 3,456 modeled positions. The primary endpoint is trusted recovery before deadline. Because the inferential object is the complete frozen population, results are reported as exact counts and proportions without sampling p-values or confidence intervals; a separately implemented same-repository reference model reproduced all 3,456 rows exactly. All four policies achieved 635/864 trusted recoveries (73.4954%), and the prespecified contact-aware staged-minus-staged risk difference was 0.000000 percentage points marginally and in every prespecified stratum. Success differed substantially by standardized cryptographic-object burden: 93.7500% for ML-KEM-512/ML-DSA-44, 64.9306% for ML-KEM-768/ML-DSA-65, and 61.8056% for ML-KEM-1024/ML-DSA-87. Success was non-increasing with object burden across all 1,152 matched non-profile positions. Contact timing and logical deadline also changed feasibility despite equal full-cycle capacity. Policy choice instead redistributed predecessor exposure, control unavailability, dual-epoch overlap, modeled transfer burden, attempts, and failure classification. In this model, contact-aware guarding does not create recovery capacity; feasibility is governed by object burden, contact structure, and deadline, while policy primarily changes security-state and availability costs.</w:t>
       </w:r>
     </w:p>
     <w:p>
@@ -78,7 +78,7 @@
         <w:t xml:space="preserve">Keywords: </w:t>
       </w:r>
       <w:r>
-        <w:t>cryptographic agility; post-quantum cryptography; ML-KEM; ML-DSA; satellite cybersecurity; space systems; post-compromise recovery; intermittent connectivity</w:t>
+        <w:t>cryptographic agility; post-quantum cryptography; ML-KEM; ML-DSA; satellite cybersecurity; intermittent connectivity</w:t>
       </w:r>
     </w:p>
     <w:p>

--- a/publication/Paper_4_Study_8/Acta_Astronautica/ACTA_ASTRONAUTICA_MANUSCRIPT.docx
+++ b/publication/Paper_4_Study_8/Acta_Astronautica/ACTA_ASTRONAUTICA_MANUSCRIPT.docx
@@ -22,7 +22,7 @@
         <w:jc w:val="center"/>
       </w:pPr>
       <w:r>
-        <w:t>Aman Kumar Singh, MS, DSc</w:t>
+        <w:t>Aman Kumar Singh</w:t>
       </w:r>
     </w:p>
     <w:p>
@@ -67,7 +67,7 @@
         <w:keepLines w:val="0"/>
       </w:pPr>
       <w:r>
-        <w:t>Long-lived space systems must be able to change cryptographic state without assuming continuous connectivity. This study evaluates trusted post-compromise cryptographic transition as a deterministic finite systems problem under intermittent logical contact. A frozen 3 x 4 x 4 x 4 x 6 x 3 factorial model crosses three ML-KEM/ML-DSA profiles, four recovery policies, four equal-total-capacity contact regimes, four bounded non-cryptanalytic disruptions, six compromise phase offsets, and three logical deadlines, yielding 3,456 modeled positions. The primary endpoint is trusted recovery before deadline. Because the inferential object is the complete frozen population, results are reported as exact counts and proportions without sampling p-values or confidence intervals; a separately implemented same-repository reference model reproduced all 3,456 rows exactly. All four policies achieved 635/864 trusted recoveries (73.4954%), and the prespecified contact-aware staged-minus-staged risk difference was 0.000000 percentage points marginally and in every prespecified stratum. Success differed substantially by standardized cryptographic-object burden: 93.7500% for ML-KEM-512/ML-DSA-44, 64.9306% for ML-KEM-768/ML-DSA-65, and 61.8056% for ML-KEM-1024/ML-DSA-87. Success was non-increasing with object burden across all 1,152 matched non-profile positions. Contact timing and logical deadline also changed feasibility despite equal full-cycle capacity. Policy choice instead redistributed predecessor exposure, control unavailability, dual-epoch overlap, modeled transfer burden, attempts, and failure classification. In this model, contact-aware guarding does not create recovery capacity; feasibility is governed by object burden, contact structure, and deadline, while policy primarily changes security-state and availability costs.</w:t>
+        <w:t>Long-lived space systems may need to replace compromised cryptographic state without continuous connectivity. This study evaluates trusted post-compromise cryptographic transition as a deterministic finite systems problem under intermittent logical contact. A frozen 3 x 4 x 4 x 4 x 6 x 3 factorial model crosses three exact ML-KEM/ML-DSA profiles, four recovery policies, four equal-total-capacity contact regimes, four bounded non-cryptanalytic disruptions, six compromise phase offsets, and three logical deadlines, yielding 3,456 modeled positions. The primary endpoint is trusted recovery before deadline. Because the analysis covers the complete frozen population rather than a sample, results are reported as exact counts and proportions without sampling p-values or confidence intervals. A separately implemented reference model in the same repository reproduced all 3,456 rows exactly. All four policies achieved 635/864 trusted recoveries (73.4954%), and the prespecified contact-aware staged-minus-staged risk difference was 0.000000 percentage points overall and in every prespecified stratum. Success differed substantially by standardized cryptographic-object burden: 93.7500% for ML-KEM-512/ML-DSA-44, 64.9306% for ML-KEM-768/ML-DSA-65, and 61.8056% for ML-KEM-1024/ML-DSA-87. Success was non-increasing with object burden across all 1,152 matched non-profile positions. Contact timing and logical deadline also changed feasibility despite equal full-cycle capacity. Policy choice did not change primary success but redistributed predecessor exposure, control unavailability, dual-epoch overlap, modeled transfer burden, attempts, and failure classification. Within this model, feasibility varied with object burden, contact structure, and deadline, while policy primarily changed security-state and availability costs.</w:t>
       </w:r>
     </w:p>
     <w:p>
@@ -94,7 +94,7 @@
         <w:keepLines w:val="0"/>
       </w:pPr>
       <w:r>
-        <w:t>Space systems combine long service lives, constrained opportunities for maintenance, geographically and temporally intermittent communications, and increasingly explicit cybersecurity requirements. Those properties make cryptographic transition a systems problem rather than a simple algorithm-replacement task. NIST defines crypto agility as the capability to replace or adapt cryptographic algorithms across protocols, applications, software, hardware, firmware, and infrastructure while preserving security and ongoing operations [1]. In parallel, NIST FIPS 203 and FIPS 204 standardize ML-KEM and ML-DSA, respectively [2,3], while SP 800-227 emphasizes that safe KEM use depends on surrounding protocol and system conditions rather than on algorithm selection alone [4].</w:t>
+        <w:t>Space systems combine long service lives, constrained maintenance opportunities, intermittent communications, and increasingly explicit cybersecurity requirements. These characteristics make cryptographic transition a systems problem rather than a simple algorithm-replacement task. NIST defines crypto agility as the capability to replace or adapt cryptographic algorithms across protocols, applications, software, hardware, firmware, and infrastructure while preserving security and ongoing operations [1]. In parallel, NIST FIPS 203 and FIPS 204 standardize ML-KEM and ML-DSA, respectively [2,3], while SP 800-227 emphasizes that secure KEM use depends on surrounding protocol and system conditions rather than on algorithm selection alone [4].</w:t>
       </w:r>
     </w:p>
     <w:p>
@@ -158,7 +158,7 @@
         <w:keepLines w:val="0"/>
       </w:pPr>
       <w:r>
-        <w:t>NIST's crypto-agility guidance treats cryptographic replacement as a cross-layer operational capability involving mechanisms, dependencies, and transition planning [1]. Space-focused work by Mahn, Muller, and Zielinski develops crypto-agility terminology and addresses remote update, failure, attack, and fallback concerns [6]. ESA work has also examined quantum-safe satellite data-link architecture and high-assurance PQC for software-defined payloads [7,8], while the ACES activity demonstrates continuing institutional interest in advanced and post-quantum security-by-design for satellite communications [13].</w:t>
+        <w:t>NIST's crypto-agility guidance treats cryptographic replacement as a cross-layer operational capability involving mechanisms, dependencies, and transition planning [1]. Space-focused work by Mähn, Müller, and Zielinski develops crypto-agility terminology and addresses remote update, failure, attack, and fallback concerns [6]. ESA work has also examined quantum-safe satellite data-link architecture and high-assurance PQC for software-defined payloads [7,8], while the ACES activity demonstrates continuing institutional interest in advanced and post-quantum security-by-design for satellite communications [13].</w:t>
       </w:r>
     </w:p>
     <w:p>
@@ -190,7 +190,7 @@
         <w:keepLines w:val="0"/>
       </w:pPr>
       <w:r>
-        <w:t>Experiment S8-PQC-ICR-001 is a deterministic finite modeled-contact crypto-agility recovery study. The frozen factorial population crosses 3 cryptographic profiles, 4 recovery policies, 4 contact regimes, 4 disruption schedules, 6 compromise phase offsets, and 3 logical recovery deadlines. The complete Cartesian population therefore contains 3 x 4 x 4 x 4 x 6 x 3 = 3,456 observations. Every factor position occurs exactly once. The canonical observations were independently recomputed by a separately implemented same-repository reference model; all 3,456 rows matched exactly, with zero mismatches. The canonical dataset SHA-256 is cfc65b6663be4e9f17a00ed102730f8642efcbbd844045acce032ff09a0bcabf.</w:t>
+        <w:t>Experiment S8-PQC-ICR-001 is a deterministic finite modeled-contact crypto-agility recovery study. The frozen factorial population crosses 3 cryptographic profiles, 4 recovery policies, 4 contact regimes, 4 disruption schedules, 6 compromise phase offsets, and 3 logical recovery deadlines. The complete Cartesian population therefore contains 3 x 4 x 4 x 4 x 6 x 3 = 3,456 observations. Every factor position occurs exactly once. A separately implemented reference model in the same repository recomputed the canonical observations; all 3,456 rows matched exactly, with zero mismatches. The canonical dataset SHA-256 is cfc65b6663be4e9f17a00ed102730f8642efcbbd844045acce032ff09a0bcabf.</w:t>
       </w:r>
     </w:p>
     <w:p>
@@ -238,7 +238,7 @@
         <w:keepLines w:val="0"/>
       </w:pPr>
       <w:r>
-        <w:t>3.5 Endpoints and statistical plan. The primary endpoint is binary modeled trusted recovery before the selected deadline without stale or compromised epoch acceptance. The primary estimand is the exact marginal success proportion for each policy across its 864 equally weighted frozen factor positions. The prespecified primary contrast is P3 minus P1 because P3 adds contact awareness to P1's staged-cutover semantics. Prespecified stratified P3-minus-P1 contrasts were required by contact regime, cryptographic profile, disruption schedule, and deadline. Secondary summaries include recovery completion slot among successes, contacts consumed, modeled cryptographic bytes transferred, transition attempts, legacy exposure slots, control-unavailable slots, P2 dual-epoch overlap slots, rollback invocation, stale-epoch acceptance, and terminal state. The analysis plan was locked before scientific outcome values were inspected. Primary and independent statistical implementations produced byte-identical machine-readable findings with SHA-256 26a8ac4d1039917323e75a294775dd14a2b563adb12a5d2fcdb47ce8f15c992e.</w:t>
+        <w:t>3.5 Endpoints and statistical plan. The primary endpoint is binary modeled trusted recovery before the selected deadline without stale or compromised epoch acceptance. The primary estimand is the exact marginal success proportion for each policy across its 864 equally weighted frozen factor positions. The prespecified primary contrast is P3 minus P1 because P3 adds contact awareness to P1's staged-cutover semantics. Prespecified stratified P3-minus-P1 contrasts were required by contact regime, cryptographic profile, disruption schedule, and deadline. Secondary summaries include recovery completion slot among successes, contacts consumed, modeled cryptographic bytes transferred, transition attempts, legacy exposure slots, control-unavailable slots, P2 dual-epoch overlap slots, rollback invocation, stale-epoch acceptance, and terminal state. The analysis plan was locked before scientific outcome values were inspected. The primary analysis and a separately implemented same-repository statistical check produced byte-identical machine-readable findings with SHA-256 26a8ac4d1039917323e75a294775dd14a2b563adb12a5d2fcdb47ce8f15c992e.</w:t>
       </w:r>
     </w:p>
     <w:p>
@@ -634,7 +634,7 @@
         <w:keepLines w:val="0"/>
       </w:pPr>
       <w:r>
-        <w:t>4.2 Cryptographic-object burden. PROFILE_512_44 succeeded in 1080/1152 positions (93.7500%), PROFILE_768_65 in 748/1152 (64.9306%), and PROFILE_1024_87 in 712/1152 (61.8056%). Relative to PROFILE_512_44, the exact finite-population success difference was -28.819444 percentage points for PROFILE_768_65 and -31.944444 percentage points for PROFILE_1024_87. PROFILE_1024_87 minus PROFILE_768_65 was -3.125000 percentage points. Across all 1,152 identical policy/regime/disruption/phase/deadline positions, success was non-increasing as the frozen standardized object budget increased. Exact matched patterns were 111 in 712 positions, 110 in 36, 100 in 332, and 000 in 72. No matched position showed a larger profile succeeding when a smaller profile failed. This is evidence about the frozen byte-budget/contact interaction, not measured ML-KEM/ML-DSA execution speed or spacecraft hardware performance.</w:t>
+        <w:t>4.2 Cryptographic-object burden. PROFILE_512_44 succeeded in 1080/1152 positions (93.7500%), PROFILE_768_65 in 748/1152 (64.9306%), and PROFILE_1024_87 in 712/1152 (61.8056%). Relative to PROFILE_512_44, the exact finite-population success difference was -28.819444 percentage points for PROFILE_768_65 and -31.944444 percentage points for PROFILE_1024_87. PROFILE_1024_87 minus PROFILE_768_65 was -3.125000 percentage points. Across all 1,152 identical policy/regime/disruption/phase/deadline positions, success was non-increasing as the frozen standardized object budget increased. In profile order 512/44, 768/65, and 1024/87, the exact matched success patterns were 111 in 712 positions, 110 in 36, 100 in 332, and 000 in 72. No matched position showed a higher-burden profile succeeding when a lower-burden profile failed. This is evidence about the frozen byte-budget/contact interaction, not measured ML-KEM/ML-DSA execution speed or spacecraft hardware performance.</w:t>
       </w:r>
     </w:p>
     <w:p>
@@ -650,7 +650,7 @@
         <w:keepLines w:val="0"/>
       </w:pPr>
       <w:r>
-        <w:t>4.4 Policy-state and resource tradeoffs. Although policy did not change the primary success proportion, it changed modeled state exposure and resource use. P0 hard cutover had zero predecessor/legacy exposure by construction, but mean logical control unavailability was 10537/864 = 12.195602 slots. P1 staged cutover had zero control-unavailable slots and the complementary mean predecessor exposure of 12.195602 logical slots. P2 hybrid overlap preserved P1-like predecessor exposure and added mean dual-epoch overlap of 2941/864 = 3.403935 logical slots (median 3, maximum 15), without any primary success advantage. P3 retained the zero-control-unavailability property of P1 but increased mean predecessor exposure to 5399/432 = 12.497685 logical slots. Relative to P1, P3 used 1/48 = 0.020833 fewer contacts on average, 124909/288 = 433.711806 fewer modeled cryptographic bytes on average, and 101/864 = 0.116898 fewer transition attempts on average. These are deterministic finite-population differences in the model, not measurements of network traffic, physical bandwidth, or operator workload.</w:t>
+        <w:t>4.4 Policy-state and resource tradeoffs. Although policy did not change the primary success proportion, it changed modeled state exposure and resource use. P0 hard cutover had zero predecessor/legacy exposure by construction, but mean logical control unavailability was 12.195602 slots (10,537/864). P1 staged cutover had zero control-unavailable slots and the complementary mean predecessor exposure of 12.195602 logical slots. P2 hybrid overlap preserved P1-like predecessor exposure and added mean dual-epoch overlap of 3.403935 logical slots (2,941/864; median 3; maximum 15), without any primary success advantage. P3 retained the zero-control-unavailability property of P1 but increased mean predecessor exposure to 12.497685 logical slots (5,399/432). Relative to P1, P3 used 0.020833 fewer contacts (1/48), 433.711806 fewer modeled cryptographic bytes (124,909/288), and 0.116898 fewer transition attempts (101/864) on average. These are deterministic finite-population differences in the model, not measurements of network traffic, physical bandwidth, or operator workload.</w:t>
       </w:r>
     </w:p>
     <w:p>
@@ -4563,7 +4563,7 @@
         <w:keepLines w:val="0"/>
       </w:pPr>
       <w:r>
-        <w:t>The central negative result is exact: P3's contact-aware pre-commit guard did not improve trusted-recovery success over P1 staged cutover, either marginally or in any prespecified stratum. This result should not be reframed as a hidden policy advantage. P3 can decide not to commit when nominal remaining contact capacity is insufficient for commit-plus-confirmation, but it cannot create new contact opportunities or reduce the required successor cryptographic-object bundle. In the frozen model, the guard therefore changes when resources are consumed and how failures are classified rather than enlarging the feasible set of successful positions.</w:t>
+        <w:t>The central negative result is exact: P3's contact-aware pre-commit guard did not improve trusted-recovery success over P1 staged cutover, either marginally or in any prespecified stratum. This result should not be reframed as a hidden policy advantage. P3 can decide not to commit when nominal remaining contact capacity is insufficient for commit and confirmation, but it cannot create new contact opportunities or reduce the required successor cryptographic-object bundle. In the frozen model, the guard therefore changes when resources are consumed and how failures are classified rather than enlarging the feasible set of successful positions.</w:t>
       </w:r>
     </w:p>
     <w:p>
@@ -4603,7 +4603,7 @@
         <w:keepLines w:val="0"/>
       </w:pPr>
       <w:r>
-        <w:t>Four bounded engineering implications follow. First, cryptographic migration planning should include the byte structure of the recovery transition itself, not only steady-state algorithm selection. Second, deadline-sensitive recovery should model temporal availability of contact capacity rather than only aggregate capacity. Third, policy evaluation should include intermediate acceptance-state metrics such as predecessor exposure, control unavailability, and overlap. Fourth, contact-aware guards should be evaluated for what they actually control: avoiding or reclassifying infeasible commitments may improve resource discipline, but does not necessarily increase the feasible success set. These implications are consistent with current systems-oriented space cybersecurity activity [6,9,10], but should not be interpreted as evidence that the modeled protocol satisfies any particular mission, regulator, CCSDS profile, or hardware platform.</w:t>
+        <w:t>Four bounded engineering implications follow. First, cryptographic migration planning should include the byte structure of the recovery transition itself, not only steady-state algorithm selection. Second, deadline-sensitive recovery should model the temporal availability of contact capacity rather than only aggregate capacity. Third, policy evaluation should include intermediate acceptance-state metrics such as predecessor exposure, control unavailability, and overlap. Fourth, contact-aware guards should be evaluated for what they actually control: they can reduce modeled resource consumption or reclassify infeasible attempts without necessarily increasing the feasible success set. These implications are consistent with current systems-oriented space cybersecurity activity [6,9,10], but should not be interpreted as evidence that the modeled protocol satisfies any particular mission, regulator, CCSDS profile, or hardware platform.</w:t>
       </w:r>
     </w:p>
     <w:p>
@@ -4699,7 +4699,7 @@
         <w:keepLines w:val="0"/>
       </w:pPr>
       <w:r>
-        <w:t>Independent reproduction boundary. The primary and reference implementations were separately written and reproduced all rows exactly, but both reside in the same repository and were not an external laboratory or independent human replication.</w:t>
+        <w:t>Reproduction boundary. The primary and reference implementations were separately written and reproduced all rows exactly, but both reside in the same repository. This is reproducibility evidence, not external-laboratory or independent-human replication.</w:t>
       </w:r>
     </w:p>
     <w:p>
@@ -4763,7 +4763,7 @@
         <w:keepLines w:val="0"/>
       </w:pPr>
       <w:r>
-        <w:t>The complete frozen Study 8 modeled population contains 3,456 canonical observations. The canonical observations SHA-256 is cfc65b6663be4e9f17a00ed102730f8642efcbbd844045acce032ff09a0bcabf. Primary and independently reproduced statistical findings share SHA-256 26a8ac4d1039917323e75a294775dd14a2b563adb12a5d2fcdb47ce8f15c992e. The interpretation audit SHA-256 is 620827f83fb566ff6ceae1b66c8f51f61ef8e5bbdabbb1c4b5a48b5187a82413. The technical-close science was merged at commit 63106778559c3127a7d6e8765d52939b73a3f35b. Publication development consumes those frozen artifacts read-only. Scientific re-execution is not part of manuscript preparation.</w:t>
+        <w:t>Data and code supporting this study are available in the public repository at https://github.com/Zartharas/mission-aware-satellite-cyber-recovery. The complete frozen Study 8 modeled population contains 3,456 canonical observations in study8/results/S8-PQC-ICR-001/canonical_observations.csv, with SHA-256 cfc65b6663be4e9f17a00ed102730f8642efcbbd844045acce032ff09a0bcabf. The primary analysis and separately implemented same-repository statistical check share machine-readable findings with SHA-256 26a8ac4d1039917323e75a294775dd14a2b563adb12a5d2fcdb47ce8f15c992e. The interpretation audit SHA-256 is 620827f83fb566ff6ceae1b66c8f51f61ef8e5bbdabbb1c4b5a48b5187a82413. The technical-close science was merged at commit 63106778559c3127a7d6e8765d52939b73a3f35b. Publication preparation consumed these frozen artifacts read-only; no scientific re-execution or statistical reanalysis was performed.</w:t>
       </w:r>
     </w:p>
     <w:p>
@@ -4790,10 +4790,10 @@
         <w:rPr>
           <w:b/>
         </w:rPr>
-        <w:t xml:space="preserve">Competing interests. </w:t>
+        <w:t xml:space="preserve">Declaration of competing interest. </w:t>
       </w:r>
       <w:r>
-        <w:t>The author declares no competing financial or non-financial interests.</w:t>
+        <w:t>The author declares no known competing financial interests or personal relationships that could have appeared to influence the work reported in this paper.</w:t>
       </w:r>
     </w:p>
     <w:p>
@@ -4801,10 +4801,10 @@
         <w:rPr>
           <w:b/>
         </w:rPr>
-        <w:t xml:space="preserve">Author contributions. </w:t>
+        <w:t xml:space="preserve">CRediT authorship contribution statement. </w:t>
       </w:r>
       <w:r>
-        <w:t>Aman Kumar Singh: Conceptualization; Methodology; Software; Validation; Formal analysis; Investigation; Resources; Data curation; Writing - original draft; Writing - review &amp; editing; Visualization; Project administration.</w:t>
+        <w:t>Aman Kumar Singh: Conceptualization; Methodology; Software; Validation; Formal analysis; Investigation; Resources; Data curation; Writing - original draft; Writing - review and editing; Visualization; Project administration.</w:t>
       </w:r>
     </w:p>
     <w:p>
@@ -4823,10 +4823,10 @@
         <w:rPr>
           <w:b/>
         </w:rPr>
-        <w:t xml:space="preserve">Declaration of generative AI and AI-assisted technologies in the writing process. </w:t>
+        <w:t xml:space="preserve">Declaration of generative AI and AI-assisted technologies in the manuscript preparation process. </w:t>
       </w:r>
       <w:r>
-        <w:t>During the preparation of this work the author used OpenAI ChatGPT for language/drafting assistance and publication-package review. After using this tool/service, the author reviewed and edited the content as needed and takes full responsibility for the content of the published article. The AI assistance did not perform or authorize new Study 8 scientific execution, alter the frozen results, or change the frozen statistical findings.</w:t>
+        <w:t>During the preparation of this work, the author used OpenAI ChatGPT to support language refinement, drafting, consistency checking, and publication-package review. After using this tool/service, the author reviewed and edited the content as needed and takes full responsibility for the content of the published article. No new Study 8 scientific execution or statistical reanalysis was performed as part of this assistance, and the frozen observations and results were not altered.</w:t>
       </w:r>
     </w:p>
     <w:p>
@@ -4843,7 +4843,7 @@
         <w:ind w:left="259" w:hanging="259"/>
       </w:pPr>
       <w:r>
-        <w:t>[1] National Institute of Standards and Technology. Considerations for Achieving Crypto Agility: Strategies and Practices. NIST CSWP 39-upd1. 2026. https://doi.org/10.6028/NIST.CSWP.39-upd1</w:t>
+        <w:t>[1] National Institute of Standards and Technology. Considerations for Achieving Crypto Agility: Strategies and Practices. NIST CSWP 39-upd1 (2026). https://doi.org/10.6028/NIST.CSWP.39-upd1</w:t>
       </w:r>
     </w:p>
     <w:p>
@@ -4852,7 +4852,7 @@
         <w:ind w:left="259" w:hanging="259"/>
       </w:pPr>
       <w:r>
-        <w:t>[2] National Institute of Standards and Technology. Module-Lattice-Based Key-Encapsulation Mechanism Standard. FIPS 203. 2024. https://doi.org/10.6028/NIST.FIPS.203</w:t>
+        <w:t>[2] National Institute of Standards and Technology. Module-Lattice-Based Key-Encapsulation Mechanism Standard. FIPS 203 (2024). https://doi.org/10.6028/NIST.FIPS.203</w:t>
       </w:r>
     </w:p>
     <w:p>
@@ -4861,7 +4861,7 @@
         <w:ind w:left="259" w:hanging="259"/>
       </w:pPr>
       <w:r>
-        <w:t>[3] National Institute of Standards and Technology. Module-Lattice-Based Digital Signature Standard. FIPS 204. 2024. https://doi.org/10.6028/NIST.FIPS.204</w:t>
+        <w:t>[3] National Institute of Standards and Technology. Module-Lattice-Based Digital Signature Standard. FIPS 204 (2024). https://doi.org/10.6028/NIST.FIPS.204</w:t>
       </w:r>
     </w:p>
     <w:p>
@@ -4870,7 +4870,7 @@
         <w:ind w:left="259" w:hanging="259"/>
       </w:pPr>
       <w:r>
-        <w:t>[4] National Institute of Standards and Technology. Recommendations for Key-Encapsulation Mechanisms. SP 800-227. 2025. https://doi.org/10.6028/NIST.SP.800-227</w:t>
+        <w:t>[4] National Institute of Standards and Technology. Recommendations for Key-Encapsulation Mechanisms. NIST SP 800-227 (2025). https://doi.org/10.6028/NIST.SP.800-227</w:t>
       </w:r>
     </w:p>
     <w:p>
@@ -4879,7 +4879,7 @@
         <w:ind w:left="259" w:hanging="259"/>
       </w:pPr>
       <w:r>
-        <w:t>[5] GSMA. Post Quantum Cryptography for Non-Terrestrial Networks (PQ.07). GSMA PQ.07. 2026.</w:t>
+        <w:t>[5] GSMA. Post Quantum Cryptography for Non-Terrestrial Networks (PQ.07). GSMA PQ.07 (2026). https://www.gsma.com/solutions-and-impact/technologies/security/gsma_resources/post-quantum-cryptography-for-non-terrestrial-networks-pq-07/</w:t>
       </w:r>
     </w:p>
     <w:p>
@@ -4888,7 +4888,7 @@
         <w:ind w:left="259" w:hanging="259"/>
       </w:pPr>
       <w:r>
-        <w:t>[6] J. Mahn, M. Muller, K. Zielinski. Crypto Agility Definitions for Space Systems. ESA Security for Space Systems (3S). 2025.</w:t>
+        <w:t>[6] J. Mähn, M. Müller, K. Zielinski. Crypto Agility Definitions for Space Systems. ESA Security for Space Systems (3S) (2025). https://security4space.esa.int/2025/papers/41/</w:t>
       </w:r>
     </w:p>
     <w:p>
@@ -4897,7 +4897,7 @@
         <w:ind w:left="259" w:hanging="259"/>
       </w:pPr>
       <w:r>
-        <w:t>[7] C. Wildfeuer et al.. End-to-End Quantum-Safe Security for Satellite Data Links (E2EQSS). ESA Security for Space Systems (3S). 2025.</w:t>
+        <w:t>[7] C. Wildfeuer, T. Jauslin, A. Lavoyer, M. Starcik, A. Serra, L. Etesi, V. Tamburello, B. Huttner. End-to-End Quantum-Safe Security for Satellite Data Links (E2EQSS). ESA Security for Space Systems (3S) (2025). https://security4space.esa.int/2025/papers/15/</w:t>
       </w:r>
     </w:p>
     <w:p>
@@ -4906,7 +4906,7 @@
         <w:ind w:left="259" w:hanging="259"/>
       </w:pPr>
       <w:r>
-        <w:t>[8] V. Robles, K. Bhargavan, F. Kiefer, T. Gazagnaire. Secure Satellite Software-Defined Payloads with High-Assurance Post-Quantum Cryptography. ESA Security for Space Systems (3S). 2025.</w:t>
+        <w:t>[8] V. Robles, K. Bhargavan, F. Kiefer, T. Gazagnaire. Secure Satellite Software-Defined Payloads with High-Assurance Post-Quantum Cryptography. ESA Security for Space Systems (3S) (2025). https://security4space.esa.int/2025/papers/47/</w:t>
       </w:r>
     </w:p>
     <w:p>
@@ -4915,7 +4915,7 @@
         <w:ind w:left="259" w:hanging="259"/>
       </w:pPr>
       <w:r>
-        <w:t>[9] H. Kim. Post-quantum cryptography for space systems: Algorithms, implementation, and design constraints - A systematic survey. Acta Astronautica 246, 863-886. 2026. https://doi.org/10.1016/j.actaastro.2026.04.041</w:t>
+        <w:t>[9] H. Kim. Post-quantum cryptography for space systems: Algorithms, implementation, and design constraints - A systematic survey. Acta Astronautica 246 (2026) 863-886. https://doi.org/10.1016/j.actaastro.2026.04.041</w:t>
       </w:r>
     </w:p>
     <w:p>
@@ -4924,7 +4924,7 @@
         <w:ind w:left="259" w:hanging="259"/>
       </w:pPr>
       <w:r>
-        <w:t>[10] IEEE. IEEE Standard for Space System Cybersecurity Design. IEEE 3536-2026. 2026.</w:t>
+        <w:t>[10] IEEE. IEEE Standard for Space System Cybersecurity Design. IEEE 3536-2026 (2026). https://standards.ieee.org/ieee/3536/11916/</w:t>
       </w:r>
     </w:p>
     <w:p>
@@ -4933,7 +4933,7 @@
         <w:ind w:left="259" w:hanging="259"/>
       </w:pPr>
       <w:r>
-        <w:t>[11] E. Eichen, S. Llosa, Y. Chen, S. Ha. Practical Post-Quantum Cryptography for Bandwidth Constrained or Non-Terrestrial Networks, and Power Constrained Devices. arXiv:2607.23007. 2026.</w:t>
+        <w:t>[11] E. Eichen, S. Llosa, Y. Chen, S. Ha. Practical Post-Quantum Cryptography for Bandwidth Constrained or Non-Terrestrial Networks, and Power Constrained Devices. arXiv:2607.23007 (2026). https://arxiv.org/abs/2607.23007</w:t>
       </w:r>
     </w:p>
     <w:p>
@@ -4942,7 +4942,7 @@
         <w:ind w:left="259" w:hanging="259"/>
       </w:pPr>
       <w:r>
-        <w:t>[12] T. Ghosh, I. Nath. Secure Satellite Communication in the Post-Quantum Era: A Lattice-Based Cryptographic Approach. International Journal of Satellite Communications and Networking 44(5), 524-543. 2026. https://doi.org/10.1002/sat.70041</w:t>
+        <w:t>[12] T. Ghosh, I. Nath. Secure Satellite Communication in the Post-Quantum Era: A Lattice-Based Cryptographic Approach. International Journal of Satellite Communications and Networking 44(5) (2026) 524-543. https://doi.org/10.1002/sat.70041</w:t>
       </w:r>
     </w:p>
     <w:p>
@@ -4951,7 +4951,7 @@
         <w:ind w:left="259" w:hanging="259"/>
       </w:pPr>
       <w:r>
-        <w:t>[13] European Space Agency. ACES: Advanced Cryptography and Secured by Design for 5G/6G Satellite Communication Systems. ESA project. 2026.</w:t>
+        <w:t>[13] European Space Agency. ACES: Advanced Cryptography and Secured by Design for 5G/6G Satellite Communication Systems. ESA project (2026). https://resilience.esa.int/archives/projects/aces</w:t>
       </w:r>
     </w:p>
     <w:p>
@@ -4960,7 +4960,7 @@
         <w:ind w:left="259" w:hanging="259"/>
       </w:pPr>
       <w:r>
-        <w:t>[14] Consultative Committee for Space Data Systems. Space Data Link Layer Security Working Group and Space Link Services Publications. CCSDS. 2026.</w:t>
+        <w:t>[14] Consultative Committee for Space Data Systems. Space Data Link Security Protocol. CCSDS 355.0-B-2, Issue 2 (August 2022). https://ccsds.org/Pubs/355x0b2.pdf</w:t>
       </w:r>
     </w:p>
     <w:p>
@@ -4969,7 +4969,7 @@
         <w:ind w:left="259" w:hanging="259"/>
       </w:pPr>
       <w:r>
-        <w:t>[15] D. Housen-Couriel. Cybersecurity threats to satellite communications: Towards a typology of state actor responses. Acta Astronautica 128, 409-415. 2016. https://doi.org/10.1016/j.actaastro.2016.07.041</w:t>
+        <w:t>[15] D. Housen-Couriel. Cybersecurity threats to satellite communications: Towards a typology of state actor responses. Acta Astronautica 128 (2016) 409-415. https://doi.org/10.1016/j.actaastro.2016.07.041</w:t>
       </w:r>
     </w:p>
     <w:p>
@@ -4978,7 +4978,7 @@
         <w:ind w:left="259" w:hanging="259"/>
       </w:pPr>
       <w:r>
-        <w:t>[16] G. Falco. Cybersecurity Principles for Space Systems. Journal of Aerospace Information Systems 16(2), 61-70. 2019. https://doi.org/10.2514/1.I010693</w:t>
+        <w:t>[16] G. Falco. Cybersecurity Principles for Space Systems. Journal of Aerospace Information Systems 16(2) (2019) 61-70. https://doi.org/10.2514/1.I010693</w:t>
       </w:r>
     </w:p>
     <w:p>
@@ -4987,7 +4987,7 @@
         <w:ind w:left="259" w:hanging="259"/>
       </w:pPr>
       <w:r>
-        <w:t>[17] O. von Maurich, A. Golkar. Data authentication, integrity and confidentiality mechanisms for federated satellite systems. Acta Astronautica 149, 61-76. 2018. https://doi.org/10.1016/j.actaastro.2018.05.003</w:t>
+        <w:t>[17] O. von Maurich, A. Golkar. Data authentication, integrity and confidentiality mechanisms for federated satellite systems. Acta Astronautica 149 (2018) 61-76. https://doi.org/10.1016/j.actaastro.2018.05.003</w:t>
       </w:r>
     </w:p>
     <w:sectPr>
